--- a/TCC - Raul Martins Furtado Fernandes.docx
+++ b/TCC - Raul Martins Furtado Fernandes.docx
@@ -216,8 +216,17 @@
           <w:rFonts w:cs="Times New Roman"/>
           <w:szCs w:val="24"/>
         </w:rPr>
-        <w:t xml:space="preserve"> (a): Priscila Starosky</w:t>
-      </w:r>
+        <w:t xml:space="preserve"> (a): Priscila </w:t>
+      </w:r>
+      <w:proofErr w:type="spellStart"/>
+      <w:r>
+        <w:rPr>
+          <w:rFonts w:cs="Times New Roman"/>
+          <w:szCs w:val="24"/>
+        </w:rPr>
+        <w:t>Starosky</w:t>
+      </w:r>
+      <w:proofErr w:type="spellEnd"/>
     </w:p>
     <w:p>
       <w:pPr>
@@ -489,8 +498,17 @@
           <w:rFonts w:cs="Times New Roman"/>
           <w:szCs w:val="24"/>
         </w:rPr>
-        <w:t>Coorientador (a): Priscila Starosky</w:t>
-      </w:r>
+        <w:t xml:space="preserve">Coorientador (a): Priscila </w:t>
+      </w:r>
+      <w:proofErr w:type="spellStart"/>
+      <w:r>
+        <w:rPr>
+          <w:rFonts w:cs="Times New Roman"/>
+          <w:szCs w:val="24"/>
+        </w:rPr>
+        <w:t>Starosky</w:t>
+      </w:r>
+      <w:proofErr w:type="spellEnd"/>
     </w:p>
     <w:p>
       <w:pPr>
@@ -2595,6 +2613,7 @@
         <w:t xml:space="preserve">, em inglês) tem se mostrado uma ferramenta poderosa para o aprendizado, permitindo que crianças tenham acesso a </w:t>
       </w:r>
       <w:bookmarkStart w:id="1" w:name="_Int_AFIIZhuO"/>
+      <w:proofErr w:type="spellStart"/>
       <w:r>
         <w:rPr>
           <w:rStyle w:val="CommentReference"/>
@@ -2605,6 +2624,7 @@
         <w:t>conteúdos</w:t>
       </w:r>
       <w:bookmarkEnd w:id="1"/>
+      <w:proofErr w:type="spellEnd"/>
       <w:r>
         <w:rPr>
           <w:rStyle w:val="CommentReference"/>
@@ -2911,6 +2931,7 @@
         <w:t xml:space="preserve"> </w:t>
       </w:r>
       <w:bookmarkStart w:id="2" w:name="_Int_EyuDlAAO"/>
+      <w:proofErr w:type="spellStart"/>
       <w:r>
         <w:rPr>
           <w:rStyle w:val="CommentReference"/>
@@ -2921,6 +2942,7 @@
         <w:t>conteúdos</w:t>
       </w:r>
       <w:bookmarkEnd w:id="2"/>
+      <w:proofErr w:type="spellEnd"/>
       <w:r>
         <w:rPr>
           <w:rStyle w:val="CommentReference"/>
@@ -4290,7 +4312,21 @@
         <w:rPr>
           <w:highlight w:val="white"/>
         </w:rPr>
-        <w:t xml:space="preserve"> (falar a partir do capitulo 2)</w:t>
+        <w:t xml:space="preserve"> (falar a partir do </w:t>
+      </w:r>
+      <w:proofErr w:type="gramStart"/>
+      <w:r>
+        <w:rPr>
+          <w:highlight w:val="white"/>
+        </w:rPr>
+        <w:t>capitulo</w:t>
+      </w:r>
+      <w:proofErr w:type="gramEnd"/>
+      <w:r>
+        <w:rPr>
+          <w:highlight w:val="white"/>
+        </w:rPr>
+        <w:t xml:space="preserve"> 2)</w:t>
       </w:r>
     </w:p>
     <w:p>
@@ -4627,6 +4663,7 @@
       <w:r>
         <w:t xml:space="preserve"> intitulado </w:t>
       </w:r>
+      <w:proofErr w:type="spellStart"/>
       <w:r>
         <w:rPr>
           <w:i/>
@@ -4634,6 +4671,7 @@
         </w:rPr>
         <w:t>Bilíngua</w:t>
       </w:r>
+      <w:proofErr w:type="spellEnd"/>
       <w:r>
         <w:t>. O sistema é composto por um aplicativo para o aluno</w:t>
       </w:r>
@@ -4816,6 +4854,7 @@
       <w:r>
         <w:t xml:space="preserve">, intitulada </w:t>
       </w:r>
+      <w:proofErr w:type="spellStart"/>
       <w:r>
         <w:rPr>
           <w:i/>
@@ -4823,6 +4862,7 @@
         </w:rPr>
         <w:t>SalaBil</w:t>
       </w:r>
+      <w:proofErr w:type="spellEnd"/>
       <w:r>
         <w:t>,</w:t>
       </w:r>
@@ -5046,7 +5086,15 @@
         <w:t>D</w:t>
       </w:r>
       <w:r>
-        <w:t>istância (EaD)</w:t>
+        <w:t>istância (</w:t>
+      </w:r>
+      <w:proofErr w:type="spellStart"/>
+      <w:r>
+        <w:t>EaD</w:t>
+      </w:r>
+      <w:proofErr w:type="spellEnd"/>
+      <w:r>
+        <w:t>)</w:t>
       </w:r>
       <w:r>
         <w:t>.</w:t>
@@ -5079,7 +5127,15 @@
         <w:t xml:space="preserve">módulos, categorias, </w:t>
       </w:r>
       <w:r>
-        <w:t>sinais e atividades, os alunos tem uma experiência gamificada</w:t>
+        <w:t xml:space="preserve">sinais e atividades, os alunos </w:t>
+      </w:r>
+      <w:proofErr w:type="gramStart"/>
+      <w:r>
+        <w:t>tem</w:t>
+      </w:r>
+      <w:proofErr w:type="gramEnd"/>
+      <w:r>
+        <w:t xml:space="preserve"> uma experiência gamificada</w:t>
       </w:r>
       <w:r>
         <w:t xml:space="preserve"> para aprender LIBRAS</w:t>
@@ -5121,13 +5177,21 @@
         <w:ind w:firstLine="708"/>
       </w:pPr>
       <w:r>
-        <w:t xml:space="preserve">Foram encontrados apenas 3 </w:t>
+        <w:t xml:space="preserve">Foram encontrados apenas </w:t>
+      </w:r>
+      <w:proofErr w:type="gramStart"/>
+      <w:r>
+        <w:t xml:space="preserve">3 </w:t>
       </w:r>
       <w:r>
         <w:t xml:space="preserve"> </w:t>
       </w:r>
       <w:r>
-        <w:t>sistema de gestão para educadores</w:t>
+        <w:t>sistema</w:t>
+      </w:r>
+      <w:proofErr w:type="gramEnd"/>
+      <w:r>
+        <w:t xml:space="preserve"> de gestão para educadores</w:t>
       </w:r>
       <w:r>
         <w:t>, no apoio ao</w:t>
@@ -8550,8 +8614,18 @@
           <w:i/>
           <w:szCs w:val="24"/>
         </w:rPr>
-        <w:t>QR Code</w:t>
-      </w:r>
+        <w:t xml:space="preserve">QR </w:t>
+      </w:r>
+      <w:proofErr w:type="spellStart"/>
+      <w:r>
+        <w:rPr>
+          <w:rFonts w:eastAsia="Times New Roman" w:cs="Times New Roman"/>
+          <w:i/>
+          <w:szCs w:val="24"/>
+        </w:rPr>
+        <w:t>Code</w:t>
+      </w:r>
+      <w:proofErr w:type="spellEnd"/>
       <w:r>
         <w:rPr>
           <w:rStyle w:val="FootnoteReference"/>
@@ -10154,8 +10228,19 @@
           <w:iCs/>
           <w:szCs w:val="24"/>
         </w:rPr>
-        <w:t>QR Code</w:t>
-      </w:r>
+        <w:t xml:space="preserve">QR </w:t>
+      </w:r>
+      <w:proofErr w:type="spellStart"/>
+      <w:r>
+        <w:rPr>
+          <w:rFonts w:eastAsia="Times New Roman" w:cs="Times New Roman"/>
+          <w:i/>
+          <w:iCs/>
+          <w:szCs w:val="24"/>
+        </w:rPr>
+        <w:t>Code</w:t>
+      </w:r>
+      <w:proofErr w:type="spellEnd"/>
       <w:r>
         <w:rPr>
           <w:rFonts w:eastAsia="Times New Roman" w:cs="Times New Roman"/>
@@ -10956,6 +11041,7 @@
         </w:rPr>
         <w:t xml:space="preserve">O sistema deve utilizar autenticação via </w:t>
       </w:r>
+      <w:proofErr w:type="spellStart"/>
       <w:r>
         <w:rPr>
           <w:rFonts w:cs="Times New Roman"/>
@@ -10965,6 +11051,7 @@
         </w:rPr>
         <w:t>OAuth</w:t>
       </w:r>
+      <w:proofErr w:type="spellEnd"/>
       <w:r>
         <w:rPr>
           <w:rFonts w:cs="Times New Roman"/>
@@ -11206,8 +11293,17 @@
           <w:rFonts w:cs="Times New Roman"/>
           <w:szCs w:val="24"/>
         </w:rPr>
-        <w:t>maior proteção contra ataques</w:t>
-      </w:r>
+        <w:t xml:space="preserve">maior proteção </w:t>
+      </w:r>
+      <w:proofErr w:type="gramStart"/>
+      <w:r>
+        <w:rPr>
+          <w:rFonts w:cs="Times New Roman"/>
+          <w:szCs w:val="24"/>
+        </w:rPr>
+        <w:t>contra ataques</w:t>
+      </w:r>
+      <w:proofErr w:type="gramEnd"/>
       <w:r>
         <w:rPr>
           <w:rFonts w:cs="Times New Roman"/>
@@ -13258,6 +13354,7 @@
         </w:rPr>
         <w:t xml:space="preserve"> </w:t>
       </w:r>
+      <w:proofErr w:type="spellStart"/>
       <w:r>
         <w:rPr>
           <w:rStyle w:val="MonoSpaceChar"/>
@@ -13266,6 +13363,7 @@
         </w:rPr>
         <w:t>ModoDeAutenticacao</w:t>
       </w:r>
+      <w:proofErr w:type="spellEnd"/>
       <w:r>
         <w:rPr>
           <w:rFonts w:cs="Times New Roman"/>
@@ -13357,6 +13455,8 @@
         </w:rPr>
         <w:t xml:space="preserve">e </w:t>
       </w:r>
+      <w:proofErr w:type="spellStart"/>
+      <w:proofErr w:type="gramStart"/>
       <w:r>
         <w:rPr>
           <w:rFonts w:ascii="Consolas" w:eastAsia="Consolas" w:hAnsi="Consolas" w:cs="Consolas"/>
@@ -13373,6 +13473,7 @@
         </w:rPr>
         <w:t>suario</w:t>
       </w:r>
+      <w:proofErr w:type="spellEnd"/>
       <w:r>
         <w:rPr>
           <w:rFonts w:cs="Times New Roman"/>
@@ -13385,7 +13486,15 @@
           <w:rFonts w:cs="Times New Roman"/>
           <w:szCs w:val="24"/>
         </w:rPr>
-        <w:t xml:space="preserve"> representa os usuários que podem entrar no </w:t>
+        <w:t xml:space="preserve"> representa</w:t>
+      </w:r>
+      <w:proofErr w:type="gramEnd"/>
+      <w:r>
+        <w:rPr>
+          <w:rFonts w:cs="Times New Roman"/>
+          <w:szCs w:val="24"/>
+        </w:rPr>
+        <w:t xml:space="preserve"> os usuários que podem entrar no </w:t>
       </w:r>
       <w:r>
         <w:rPr>
@@ -13431,6 +13540,7 @@
         </w:rPr>
         <w:t xml:space="preserve">classe </w:t>
       </w:r>
+      <w:proofErr w:type="spellStart"/>
       <w:r>
         <w:rPr>
           <w:rFonts w:ascii="Consolas" w:eastAsia="Consolas" w:hAnsi="Consolas" w:cs="Consolas"/>
@@ -13439,6 +13549,7 @@
         </w:rPr>
         <w:t>Usuario</w:t>
       </w:r>
+      <w:proofErr w:type="spellEnd"/>
       <w:r>
         <w:rPr>
           <w:rFonts w:cs="Times New Roman"/>
@@ -13472,6 +13583,7 @@
         </w:rPr>
         <w:t xml:space="preserve">classe </w:t>
       </w:r>
+      <w:proofErr w:type="spellStart"/>
       <w:r>
         <w:rPr>
           <w:rFonts w:ascii="Consolas" w:eastAsia="Consolas" w:hAnsi="Consolas" w:cs="Consolas"/>
@@ -13480,6 +13592,7 @@
         </w:rPr>
         <w:t>Regiao</w:t>
       </w:r>
+      <w:proofErr w:type="spellEnd"/>
       <w:r>
         <w:rPr>
           <w:rFonts w:cs="Times New Roman"/>
@@ -13582,6 +13695,7 @@
         </w:rPr>
         <w:t xml:space="preserve">selecionar qual </w:t>
       </w:r>
+      <w:proofErr w:type="spellStart"/>
       <w:r>
         <w:rPr>
           <w:rFonts w:ascii="Consolas" w:eastAsia="Consolas" w:hAnsi="Consolas" w:cs="Consolas"/>
@@ -13612,66 +13726,62 @@
           <w:i/>
           <w:szCs w:val="24"/>
         </w:rPr>
-        <w:t xml:space="preserve">o </w:t>
-      </w:r>
-      <w:r>
-        <w:rPr>
-          <w:rFonts w:cs="Times New Roman"/>
-          <w:szCs w:val="24"/>
-        </w:rPr>
-        <w:t>quer estudar</w:t>
-      </w:r>
-      <w:r>
-        <w:rPr>
-          <w:rFonts w:cs="Times New Roman"/>
-          <w:szCs w:val="24"/>
-        </w:rPr>
-        <w:t xml:space="preserve">. A </w:t>
-      </w:r>
+        <w:t>o</w:t>
+      </w:r>
+      <w:proofErr w:type="spellEnd"/>
       <w:r>
         <w:rPr>
           <w:rFonts w:ascii="Consolas" w:eastAsia="Consolas" w:hAnsi="Consolas" w:cs="Consolas"/>
           <w:i/>
           <w:szCs w:val="24"/>
         </w:rPr>
-        <w:t xml:space="preserve">Regiao </w:t>
-      </w:r>
-      <w:r>
-        <w:rPr>
-          <w:rFonts w:cs="Times New Roman"/>
-          <w:szCs w:val="24"/>
-        </w:rPr>
-        <w:t>padrão, quando o Jogador não especificou, é “Todo o Brasil”.</w:t>
-      </w:r>
-      <w:r>
-        <w:rPr>
-          <w:rFonts w:cs="Times New Roman"/>
-          <w:szCs w:val="24"/>
-        </w:rPr>
-        <w:t xml:space="preserve"> Com isso, cada </w:t>
-      </w:r>
+        <w:t xml:space="preserve"> </w:t>
+      </w:r>
+      <w:r>
+        <w:rPr>
+          <w:rFonts w:cs="Times New Roman"/>
+          <w:szCs w:val="24"/>
+        </w:rPr>
+        <w:t>quer estudar</w:t>
+      </w:r>
+      <w:r>
+        <w:rPr>
+          <w:rFonts w:cs="Times New Roman"/>
+          <w:szCs w:val="24"/>
+        </w:rPr>
+        <w:t xml:space="preserve">. A </w:t>
+      </w:r>
+      <w:proofErr w:type="spellStart"/>
       <w:r>
         <w:rPr>
           <w:rFonts w:ascii="Consolas" w:eastAsia="Consolas" w:hAnsi="Consolas" w:cs="Consolas"/>
           <w:i/>
           <w:szCs w:val="24"/>
         </w:rPr>
-        <w:t xml:space="preserve">Palavra </w:t>
-      </w:r>
-      <w:r>
-        <w:rPr>
-          <w:rFonts w:cs="Times New Roman"/>
-          <w:szCs w:val="24"/>
-        </w:rPr>
-        <w:t xml:space="preserve">pode ter mais de um </w:t>
-      </w:r>
+        <w:t>Regiao</w:t>
+      </w:r>
+      <w:proofErr w:type="spellEnd"/>
       <w:r>
         <w:rPr>
           <w:rFonts w:ascii="Consolas" w:eastAsia="Consolas" w:hAnsi="Consolas" w:cs="Consolas"/>
           <w:i/>
           <w:szCs w:val="24"/>
         </w:rPr>
-        <w:t>VisualDePalavra</w:t>
+        <w:t xml:space="preserve"> </w:t>
+      </w:r>
+      <w:r>
+        <w:rPr>
+          <w:rFonts w:cs="Times New Roman"/>
+          <w:szCs w:val="24"/>
+        </w:rPr>
+        <w:t>padrão, quando o Jogador não especificou, é “Todo o Brasil”.</w:t>
+      </w:r>
+      <w:r>
+        <w:rPr>
+          <w:rFonts w:cs="Times New Roman"/>
+          <w:szCs w:val="24"/>
+        </w:rPr>
+        <w:t xml:space="preserve"> Com isso, cada </w:t>
       </w:r>
       <w:r>
         <w:rPr>
@@ -13679,68 +13789,80 @@
           <w:i/>
           <w:szCs w:val="24"/>
         </w:rPr>
-        <w:t xml:space="preserve"> </w:t>
-      </w:r>
-      <w:r>
-        <w:rPr>
-          <w:rFonts w:cs="Times New Roman"/>
-          <w:szCs w:val="24"/>
-        </w:rPr>
-        <w:t xml:space="preserve">(um para cada </w:t>
-      </w:r>
+        <w:t xml:space="preserve">Palavra </w:t>
+      </w:r>
+      <w:r>
+        <w:rPr>
+          <w:rFonts w:cs="Times New Roman"/>
+          <w:szCs w:val="24"/>
+        </w:rPr>
+        <w:t xml:space="preserve">pode ter mais de um </w:t>
+      </w:r>
+      <w:proofErr w:type="spellStart"/>
       <w:r>
         <w:rPr>
           <w:rFonts w:ascii="Consolas" w:eastAsia="Consolas" w:hAnsi="Consolas" w:cs="Consolas"/>
           <w:i/>
           <w:szCs w:val="24"/>
         </w:rPr>
-        <w:t xml:space="preserve">Regiao </w:t>
-      </w:r>
-      <w:r>
-        <w:rPr>
-          <w:rFonts w:cs="Times New Roman"/>
-          <w:szCs w:val="24"/>
-        </w:rPr>
-        <w:t>que tenha uma variação)</w:t>
-      </w:r>
-      <w:r>
-        <w:rPr>
-          <w:rFonts w:cs="Times New Roman"/>
-          <w:szCs w:val="24"/>
-        </w:rPr>
-        <w:t xml:space="preserve">. Sendo assim, um </w:t>
-      </w:r>
+        <w:t>VisualDePalavra</w:t>
+      </w:r>
+      <w:proofErr w:type="spellEnd"/>
       <w:r>
         <w:rPr>
           <w:rFonts w:ascii="Consolas" w:eastAsia="Consolas" w:hAnsi="Consolas" w:cs="Consolas"/>
           <w:i/>
           <w:szCs w:val="24"/>
         </w:rPr>
-        <w:t>E</w:t>
-      </w:r>
+        <w:t xml:space="preserve"> </w:t>
+      </w:r>
+      <w:r>
+        <w:rPr>
+          <w:rFonts w:cs="Times New Roman"/>
+          <w:szCs w:val="24"/>
+        </w:rPr>
+        <w:t xml:space="preserve">(um para cada </w:t>
+      </w:r>
+      <w:proofErr w:type="spellStart"/>
       <w:r>
         <w:rPr>
           <w:rFonts w:ascii="Consolas" w:eastAsia="Consolas" w:hAnsi="Consolas" w:cs="Consolas"/>
           <w:i/>
           <w:szCs w:val="24"/>
         </w:rPr>
-        <w:t>xerc</w:t>
-      </w:r>
+        <w:t>Regiao</w:t>
+      </w:r>
+      <w:proofErr w:type="spellEnd"/>
       <w:r>
         <w:rPr>
           <w:rFonts w:ascii="Consolas" w:eastAsia="Consolas" w:hAnsi="Consolas" w:cs="Consolas"/>
           <w:i/>
           <w:szCs w:val="24"/>
         </w:rPr>
-        <w:t>i</w:t>
-      </w:r>
+        <w:t xml:space="preserve"> </w:t>
+      </w:r>
+      <w:r>
+        <w:rPr>
+          <w:rFonts w:cs="Times New Roman"/>
+          <w:szCs w:val="24"/>
+        </w:rPr>
+        <w:t>que tenha uma variação)</w:t>
+      </w:r>
+      <w:r>
+        <w:rPr>
+          <w:rFonts w:cs="Times New Roman"/>
+          <w:szCs w:val="24"/>
+        </w:rPr>
+        <w:t xml:space="preserve">. Sendo assim, um </w:t>
+      </w:r>
+      <w:proofErr w:type="spellStart"/>
       <w:r>
         <w:rPr>
           <w:rFonts w:ascii="Consolas" w:eastAsia="Consolas" w:hAnsi="Consolas" w:cs="Consolas"/>
           <w:i/>
           <w:szCs w:val="24"/>
         </w:rPr>
-        <w:t>c</w:t>
+        <w:t>E</w:t>
       </w:r>
       <w:r>
         <w:rPr>
@@ -13748,7 +13870,7 @@
           <w:i/>
           <w:szCs w:val="24"/>
         </w:rPr>
-        <w:t>i</w:t>
+        <w:t>xerc</w:t>
       </w:r>
       <w:r>
         <w:rPr>
@@ -13756,7 +13878,7 @@
           <w:i/>
           <w:szCs w:val="24"/>
         </w:rPr>
-        <w:t>o</w:t>
+        <w:t>i</w:t>
       </w:r>
       <w:r>
         <w:rPr>
@@ -13764,14 +13886,7 @@
           <w:i/>
           <w:szCs w:val="24"/>
         </w:rPr>
-        <w:t xml:space="preserve"> </w:t>
-      </w:r>
-      <w:r>
-        <w:rPr>
-          <w:rFonts w:cs="Times New Roman"/>
-          <w:szCs w:val="24"/>
-        </w:rPr>
-        <w:t xml:space="preserve">que utilize uma </w:t>
+        <w:t>c</w:t>
       </w:r>
       <w:r>
         <w:rPr>
@@ -13779,7 +13894,7 @@
           <w:i/>
           <w:szCs w:val="24"/>
         </w:rPr>
-        <w:t>P</w:t>
+        <w:t>i</w:t>
       </w:r>
       <w:r>
         <w:rPr>
@@ -13787,43 +13902,23 @@
           <w:i/>
           <w:szCs w:val="24"/>
         </w:rPr>
-        <w:t xml:space="preserve">alavra </w:t>
-      </w:r>
-      <w:r>
-        <w:rPr>
-          <w:rFonts w:cs="Times New Roman"/>
-          <w:szCs w:val="24"/>
-        </w:rPr>
-        <w:t>específica</w:t>
-      </w:r>
-      <w:r>
-        <w:rPr>
-          <w:rFonts w:cs="Times New Roman"/>
-          <w:szCs w:val="24"/>
-        </w:rPr>
-        <w:t xml:space="preserve">, selecionará dinamicamente o </w:t>
-      </w:r>
+        <w:t>o</w:t>
+      </w:r>
+      <w:proofErr w:type="spellEnd"/>
       <w:r>
         <w:rPr>
           <w:rFonts w:ascii="Consolas" w:eastAsia="Consolas" w:hAnsi="Consolas" w:cs="Consolas"/>
           <w:i/>
           <w:szCs w:val="24"/>
         </w:rPr>
-        <w:t xml:space="preserve">VisualDePalavra </w:t>
-      </w:r>
-      <w:r>
-        <w:rPr>
-          <w:rFonts w:cs="Times New Roman"/>
-          <w:szCs w:val="24"/>
-        </w:rPr>
-        <w:t xml:space="preserve">adequado </w:t>
-      </w:r>
-      <w:r>
-        <w:rPr>
-          <w:rFonts w:cs="Times New Roman"/>
-          <w:szCs w:val="24"/>
-        </w:rPr>
-        <w:t xml:space="preserve">a partir da </w:t>
+        <w:t xml:space="preserve"> </w:t>
+      </w:r>
+      <w:r>
+        <w:rPr>
+          <w:rFonts w:cs="Times New Roman"/>
+          <w:szCs w:val="24"/>
+        </w:rPr>
+        <w:t xml:space="preserve">que utilize uma </w:t>
       </w:r>
       <w:r>
         <w:rPr>
@@ -13831,7 +13926,79 @@
           <w:i/>
           <w:szCs w:val="24"/>
         </w:rPr>
-        <w:t xml:space="preserve">Regiao </w:t>
+        <w:t>P</w:t>
+      </w:r>
+      <w:r>
+        <w:rPr>
+          <w:rFonts w:ascii="Consolas" w:eastAsia="Consolas" w:hAnsi="Consolas" w:cs="Consolas"/>
+          <w:i/>
+          <w:szCs w:val="24"/>
+        </w:rPr>
+        <w:t xml:space="preserve">alavra </w:t>
+      </w:r>
+      <w:r>
+        <w:rPr>
+          <w:rFonts w:cs="Times New Roman"/>
+          <w:szCs w:val="24"/>
+        </w:rPr>
+        <w:t>específica</w:t>
+      </w:r>
+      <w:r>
+        <w:rPr>
+          <w:rFonts w:cs="Times New Roman"/>
+          <w:szCs w:val="24"/>
+        </w:rPr>
+        <w:t xml:space="preserve">, selecionará dinamicamente o </w:t>
+      </w:r>
+      <w:proofErr w:type="spellStart"/>
+      <w:r>
+        <w:rPr>
+          <w:rFonts w:ascii="Consolas" w:eastAsia="Consolas" w:hAnsi="Consolas" w:cs="Consolas"/>
+          <w:i/>
+          <w:szCs w:val="24"/>
+        </w:rPr>
+        <w:t>VisualDePalavra</w:t>
+      </w:r>
+      <w:proofErr w:type="spellEnd"/>
+      <w:r>
+        <w:rPr>
+          <w:rFonts w:ascii="Consolas" w:eastAsia="Consolas" w:hAnsi="Consolas" w:cs="Consolas"/>
+          <w:i/>
+          <w:szCs w:val="24"/>
+        </w:rPr>
+        <w:t xml:space="preserve"> </w:t>
+      </w:r>
+      <w:r>
+        <w:rPr>
+          <w:rFonts w:cs="Times New Roman"/>
+          <w:szCs w:val="24"/>
+        </w:rPr>
+        <w:t xml:space="preserve">adequado </w:t>
+      </w:r>
+      <w:r>
+        <w:rPr>
+          <w:rFonts w:cs="Times New Roman"/>
+          <w:szCs w:val="24"/>
+        </w:rPr>
+        <w:t xml:space="preserve">a partir da </w:t>
+      </w:r>
+      <w:proofErr w:type="spellStart"/>
+      <w:r>
+        <w:rPr>
+          <w:rFonts w:ascii="Consolas" w:eastAsia="Consolas" w:hAnsi="Consolas" w:cs="Consolas"/>
+          <w:i/>
+          <w:szCs w:val="24"/>
+        </w:rPr>
+        <w:t>Regiao</w:t>
+      </w:r>
+      <w:proofErr w:type="spellEnd"/>
+      <w:r>
+        <w:rPr>
+          <w:rFonts w:ascii="Consolas" w:eastAsia="Consolas" w:hAnsi="Consolas" w:cs="Consolas"/>
+          <w:i/>
+          <w:szCs w:val="24"/>
+        </w:rPr>
+        <w:t xml:space="preserve"> </w:t>
       </w:r>
       <w:r>
         <w:rPr>
@@ -14162,8 +14329,17 @@
           <w:rFonts w:eastAsia="Roboto" w:cs="Times New Roman"/>
           <w:szCs w:val="24"/>
         </w:rPr>
-        <w:t xml:space="preserve"> GitLab</w:t>
-      </w:r>
+        <w:t xml:space="preserve"> </w:t>
+      </w:r>
+      <w:proofErr w:type="spellStart"/>
+      <w:r>
+        <w:rPr>
+          <w:rFonts w:eastAsia="Roboto" w:cs="Times New Roman"/>
+          <w:szCs w:val="24"/>
+        </w:rPr>
+        <w:t>GitLab</w:t>
+      </w:r>
+      <w:proofErr w:type="spellEnd"/>
       <w:r>
         <w:rPr>
           <w:rStyle w:val="FootnoteReference"/>
@@ -14310,8 +14486,17 @@
           <w:rFonts w:eastAsia="Roboto" w:cs="Times New Roman"/>
           <w:szCs w:val="24"/>
         </w:rPr>
-        <w:t xml:space="preserve"> utilizando TypeScript</w:t>
-      </w:r>
+        <w:t xml:space="preserve"> utilizando </w:t>
+      </w:r>
+      <w:proofErr w:type="spellStart"/>
+      <w:r>
+        <w:rPr>
+          <w:rFonts w:eastAsia="Roboto" w:cs="Times New Roman"/>
+          <w:szCs w:val="24"/>
+        </w:rPr>
+        <w:t>TypeScript</w:t>
+      </w:r>
+      <w:proofErr w:type="spellEnd"/>
       <w:r>
         <w:rPr>
           <w:rFonts w:eastAsia="Roboto" w:cs="Times New Roman"/>
@@ -14324,8 +14509,17 @@
           <w:rFonts w:eastAsia="Roboto" w:cs="Times New Roman"/>
           <w:szCs w:val="24"/>
         </w:rPr>
-        <w:t xml:space="preserve"> NodeJS</w:t>
-      </w:r>
+        <w:t xml:space="preserve"> </w:t>
+      </w:r>
+      <w:proofErr w:type="spellStart"/>
+      <w:r>
+        <w:rPr>
+          <w:rFonts w:eastAsia="Roboto" w:cs="Times New Roman"/>
+          <w:szCs w:val="24"/>
+        </w:rPr>
+        <w:t>NodeJS</w:t>
+      </w:r>
+      <w:proofErr w:type="spellEnd"/>
       <w:r>
         <w:rPr>
           <w:rFonts w:eastAsia="Roboto" w:cs="Times New Roman"/>
@@ -14360,8 +14554,17 @@
           <w:rFonts w:eastAsia="Roboto" w:cs="Times New Roman"/>
           <w:szCs w:val="24"/>
         </w:rPr>
-        <w:t xml:space="preserve"> NestJS</w:t>
-      </w:r>
+        <w:t xml:space="preserve"> </w:t>
+      </w:r>
+      <w:proofErr w:type="spellStart"/>
+      <w:r>
+        <w:rPr>
+          <w:rFonts w:eastAsia="Roboto" w:cs="Times New Roman"/>
+          <w:szCs w:val="24"/>
+        </w:rPr>
+        <w:t>NestJS</w:t>
+      </w:r>
+      <w:proofErr w:type="spellEnd"/>
       <w:r>
         <w:rPr>
           <w:rStyle w:val="FootnoteReference"/>
@@ -14375,7 +14578,23 @@
           <w:rFonts w:eastAsia="Roboto" w:cs="Times New Roman"/>
           <w:szCs w:val="24"/>
         </w:rPr>
-        <w:t>. O uso de TypeScript proporciona tipagem estática, o que facilita a identificação de erros durante o desenvolvimento.</w:t>
+        <w:t xml:space="preserve">. O uso de </w:t>
+      </w:r>
+      <w:proofErr w:type="spellStart"/>
+      <w:r>
+        <w:rPr>
+          <w:rFonts w:eastAsia="Roboto" w:cs="Times New Roman"/>
+          <w:szCs w:val="24"/>
+        </w:rPr>
+        <w:t>TypeScript</w:t>
+      </w:r>
+      <w:proofErr w:type="spellEnd"/>
+      <w:r>
+        <w:rPr>
+          <w:rFonts w:eastAsia="Roboto" w:cs="Times New Roman"/>
+          <w:szCs w:val="24"/>
+        </w:rPr>
+        <w:t xml:space="preserve"> proporciona tipagem estática, o que facilita a identificação de erros durante o desenvolvimento.</w:t>
       </w:r>
     </w:p>
     <w:p>
@@ -14414,8 +14633,17 @@
           <w:rFonts w:eastAsia="Roboto" w:cs="Times New Roman"/>
           <w:szCs w:val="24"/>
         </w:rPr>
-        <w:t xml:space="preserve"> foi desenvolvido utilizando TypeScript</w:t>
-      </w:r>
+        <w:t xml:space="preserve"> foi desenvolvido utilizando </w:t>
+      </w:r>
+      <w:proofErr w:type="spellStart"/>
+      <w:r>
+        <w:rPr>
+          <w:rFonts w:eastAsia="Roboto" w:cs="Times New Roman"/>
+          <w:szCs w:val="24"/>
+        </w:rPr>
+        <w:t>TypeScript</w:t>
+      </w:r>
+      <w:proofErr w:type="spellEnd"/>
       <w:r>
         <w:rPr>
           <w:rFonts w:eastAsia="Roboto" w:cs="Times New Roman"/>
@@ -14428,7 +14656,15 @@
           <w:rFonts w:eastAsia="Roboto" w:cs="Times New Roman"/>
           <w:szCs w:val="24"/>
         </w:rPr>
-        <w:t xml:space="preserve"> Node</w:t>
+        <w:t xml:space="preserve"> </w:t>
+      </w:r>
+      <w:proofErr w:type="spellStart"/>
+      <w:r>
+        <w:rPr>
+          <w:rFonts w:eastAsia="Roboto" w:cs="Times New Roman"/>
+          <w:szCs w:val="24"/>
+        </w:rPr>
+        <w:t>Node</w:t>
       </w:r>
       <w:r>
         <w:rPr>
@@ -14437,6 +14673,7 @@
         </w:rPr>
         <w:t>JS</w:t>
       </w:r>
+      <w:proofErr w:type="spellEnd"/>
       <w:r>
         <w:rPr>
           <w:rFonts w:eastAsia="Roboto" w:cs="Times New Roman"/>
@@ -14466,6 +14703,7 @@
         </w:rPr>
         <w:t xml:space="preserve"> </w:t>
       </w:r>
+      <w:proofErr w:type="spellStart"/>
       <w:r>
         <w:rPr>
           <w:rFonts w:eastAsia="Roboto" w:cs="Times New Roman"/>
@@ -14473,6 +14711,7 @@
         </w:rPr>
         <w:t>React</w:t>
       </w:r>
+      <w:proofErr w:type="spellEnd"/>
       <w:r>
         <w:rPr>
           <w:rStyle w:val="FootnoteReference"/>
@@ -14502,6 +14741,7 @@
         </w:rPr>
         <w:t xml:space="preserve">A ferramenta </w:t>
       </w:r>
+      <w:proofErr w:type="spellStart"/>
       <w:r>
         <w:rPr>
           <w:rFonts w:eastAsia="Roboto" w:cs="Times New Roman"/>
@@ -14509,6 +14749,7 @@
         </w:rPr>
         <w:t>ViteJS</w:t>
       </w:r>
+      <w:proofErr w:type="spellEnd"/>
       <w:r>
         <w:rPr>
           <w:rStyle w:val="FootnoteReference"/>
@@ -14705,21 +14946,78 @@
           <w:rFonts w:eastAsia="Roboto" w:cs="Times New Roman"/>
           <w:szCs w:val="24"/>
         </w:rPr>
-        <w:t xml:space="preserve"> será desenvolvido do zero, utilizando TypeScript, Node</w:t>
-      </w:r>
-      <w:r>
-        <w:rPr>
-          <w:rFonts w:eastAsia="Roboto" w:cs="Times New Roman"/>
-          <w:szCs w:val="24"/>
-        </w:rPr>
-        <w:t>JS, ViteJS</w:t>
-      </w:r>
-      <w:r>
-        <w:rPr>
-          <w:rFonts w:eastAsia="Roboto" w:cs="Times New Roman"/>
-          <w:szCs w:val="24"/>
-        </w:rPr>
-        <w:t xml:space="preserve"> e React, assim como o </w:t>
+        <w:t xml:space="preserve"> será desenvolvido do zero, utilizando </w:t>
+      </w:r>
+      <w:proofErr w:type="spellStart"/>
+      <w:r>
+        <w:rPr>
+          <w:rFonts w:eastAsia="Roboto" w:cs="Times New Roman"/>
+          <w:szCs w:val="24"/>
+        </w:rPr>
+        <w:t>TypeScript</w:t>
+      </w:r>
+      <w:proofErr w:type="spellEnd"/>
+      <w:r>
+        <w:rPr>
+          <w:rFonts w:eastAsia="Roboto" w:cs="Times New Roman"/>
+          <w:szCs w:val="24"/>
+        </w:rPr>
+        <w:t xml:space="preserve">, </w:t>
+      </w:r>
+      <w:proofErr w:type="spellStart"/>
+      <w:r>
+        <w:rPr>
+          <w:rFonts w:eastAsia="Roboto" w:cs="Times New Roman"/>
+          <w:szCs w:val="24"/>
+        </w:rPr>
+        <w:t>Node</w:t>
+      </w:r>
+      <w:r>
+        <w:rPr>
+          <w:rFonts w:eastAsia="Roboto" w:cs="Times New Roman"/>
+          <w:szCs w:val="24"/>
+        </w:rPr>
+        <w:t>JS</w:t>
+      </w:r>
+      <w:proofErr w:type="spellEnd"/>
+      <w:r>
+        <w:rPr>
+          <w:rFonts w:eastAsia="Roboto" w:cs="Times New Roman"/>
+          <w:szCs w:val="24"/>
+        </w:rPr>
+        <w:t xml:space="preserve">, </w:t>
+      </w:r>
+      <w:proofErr w:type="spellStart"/>
+      <w:r>
+        <w:rPr>
+          <w:rFonts w:eastAsia="Roboto" w:cs="Times New Roman"/>
+          <w:szCs w:val="24"/>
+        </w:rPr>
+        <w:t>ViteJS</w:t>
+      </w:r>
+      <w:proofErr w:type="spellEnd"/>
+      <w:r>
+        <w:rPr>
+          <w:rFonts w:eastAsia="Roboto" w:cs="Times New Roman"/>
+          <w:szCs w:val="24"/>
+        </w:rPr>
+        <w:t xml:space="preserve"> e </w:t>
+      </w:r>
+      <w:proofErr w:type="spellStart"/>
+      <w:r>
+        <w:rPr>
+          <w:rFonts w:eastAsia="Roboto" w:cs="Times New Roman"/>
+          <w:szCs w:val="24"/>
+        </w:rPr>
+        <w:t>React</w:t>
+      </w:r>
+      <w:proofErr w:type="spellEnd"/>
+      <w:r>
+        <w:rPr>
+          <w:rFonts w:eastAsia="Roboto" w:cs="Times New Roman"/>
+          <w:szCs w:val="24"/>
+        </w:rPr>
+        <w:t xml:space="preserve">, assim como o </w:t>
       </w:r>
       <w:r>
         <w:rPr>
@@ -14866,7 +15164,23 @@
           <w:rFonts w:eastAsia="Roboto" w:cs="Times New Roman"/>
           <w:szCs w:val="24"/>
         </w:rPr>
-        <w:t xml:space="preserve">não pretende-se desenvolvê-lo </w:t>
+        <w:t xml:space="preserve">não </w:t>
+      </w:r>
+      <w:proofErr w:type="gramStart"/>
+      <w:r>
+        <w:rPr>
+          <w:rFonts w:eastAsia="Roboto" w:cs="Times New Roman"/>
+          <w:szCs w:val="24"/>
+        </w:rPr>
+        <w:t>pretende-se</w:t>
+      </w:r>
+      <w:proofErr w:type="gramEnd"/>
+      <w:r>
+        <w:rPr>
+          <w:rFonts w:eastAsia="Roboto" w:cs="Times New Roman"/>
+          <w:szCs w:val="24"/>
+        </w:rPr>
+        <w:t xml:space="preserve"> desenvolvê-lo </w:t>
       </w:r>
       <w:r>
         <w:rPr>
@@ -14957,8 +15271,17 @@
           <w:rFonts w:eastAsia="Roboto" w:cs="Times New Roman"/>
           <w:szCs w:val="24"/>
         </w:rPr>
-        <w:t xml:space="preserve"> Vitest</w:t>
-      </w:r>
+        <w:t xml:space="preserve"> </w:t>
+      </w:r>
+      <w:proofErr w:type="spellStart"/>
+      <w:r>
+        <w:rPr>
+          <w:rFonts w:eastAsia="Roboto" w:cs="Times New Roman"/>
+          <w:szCs w:val="24"/>
+        </w:rPr>
+        <w:t>Vitest</w:t>
+      </w:r>
+      <w:proofErr w:type="spellEnd"/>
       <w:r>
         <w:rPr>
           <w:rStyle w:val="FootnoteReference"/>
@@ -15045,8 +15368,17 @@
           <w:rFonts w:eastAsia="Roboto" w:cs="Times New Roman"/>
           <w:szCs w:val="24"/>
         </w:rPr>
-        <w:t xml:space="preserve"> será utilizado Playwright</w:t>
-      </w:r>
+        <w:t xml:space="preserve"> será utilizado </w:t>
+      </w:r>
+      <w:proofErr w:type="spellStart"/>
+      <w:r>
+        <w:rPr>
+          <w:rFonts w:eastAsia="Roboto" w:cs="Times New Roman"/>
+          <w:szCs w:val="24"/>
+        </w:rPr>
+        <w:t>Playwright</w:t>
+      </w:r>
+      <w:proofErr w:type="spellEnd"/>
       <w:r>
         <w:rPr>
           <w:rStyle w:val="FootnoteReference"/>
@@ -15130,6 +15462,7 @@
         </w:rPr>
         <w:t xml:space="preserve"> é realizado com o </w:t>
       </w:r>
+      <w:proofErr w:type="spellStart"/>
       <w:r>
         <w:rPr>
           <w:rFonts w:eastAsia="Roboto" w:cs="Times New Roman"/>
@@ -15137,15 +15470,43 @@
           <w:iCs/>
           <w:szCs w:val="24"/>
         </w:rPr>
-        <w:t xml:space="preserve">Performant </w:t>
-      </w:r>
+        <w:t>Performant</w:t>
+      </w:r>
+      <w:proofErr w:type="spellEnd"/>
       <w:r>
         <w:rPr>
           <w:rFonts w:eastAsia="Roboto" w:cs="Times New Roman"/>
           <w:i/>
-          <w:szCs w:val="24"/>
-        </w:rPr>
-        <w:t>Node Package Manager</w:t>
+          <w:iCs/>
+          <w:szCs w:val="24"/>
+        </w:rPr>
+        <w:t xml:space="preserve"> </w:t>
+      </w:r>
+      <w:r>
+        <w:rPr>
+          <w:rFonts w:eastAsia="Roboto" w:cs="Times New Roman"/>
+          <w:i/>
+          <w:szCs w:val="24"/>
+        </w:rPr>
+        <w:t xml:space="preserve">Node </w:t>
+      </w:r>
+      <w:proofErr w:type="spellStart"/>
+      <w:r>
+        <w:rPr>
+          <w:rFonts w:eastAsia="Roboto" w:cs="Times New Roman"/>
+          <w:i/>
+          <w:szCs w:val="24"/>
+        </w:rPr>
+        <w:t>Package</w:t>
+      </w:r>
+      <w:proofErr w:type="spellEnd"/>
+      <w:r>
+        <w:rPr>
+          <w:rFonts w:eastAsia="Roboto" w:cs="Times New Roman"/>
+          <w:i/>
+          <w:szCs w:val="24"/>
+        </w:rPr>
+        <w:t xml:space="preserve"> Manager</w:t>
       </w:r>
       <w:r>
         <w:rPr>
@@ -15215,6 +15576,7 @@
         </w:rPr>
         <w:t xml:space="preserve">realizada com o banco de dados </w:t>
       </w:r>
+      <w:proofErr w:type="spellStart"/>
       <w:r>
         <w:rPr>
           <w:rFonts w:eastAsia="Roboto" w:cs="Times New Roman"/>
@@ -15222,6 +15584,7 @@
         </w:rPr>
         <w:t>MongoDB</w:t>
       </w:r>
+      <w:proofErr w:type="spellEnd"/>
       <w:r>
         <w:rPr>
           <w:rStyle w:val="FootnoteReference"/>
@@ -15529,6 +15892,7 @@
                 <w:szCs w:val="24"/>
               </w:rPr>
             </w:pPr>
+            <w:proofErr w:type="spellStart"/>
             <w:r>
               <w:rPr>
                 <w:rFonts w:cs="Times New Roman"/>
@@ -15537,6 +15901,7 @@
               </w:rPr>
               <w:t>Ago</w:t>
             </w:r>
+            <w:proofErr w:type="spellEnd"/>
           </w:p>
         </w:tc>
         <w:tc>
@@ -15601,6 +15966,7 @@
                 <w:szCs w:val="24"/>
               </w:rPr>
             </w:pPr>
+            <w:proofErr w:type="spellStart"/>
             <w:r>
               <w:rPr>
                 <w:rFonts w:cs="Times New Roman"/>
@@ -15609,6 +15975,7 @@
               </w:rPr>
               <w:t>Nov</w:t>
             </w:r>
+            <w:proofErr w:type="spellEnd"/>
           </w:p>
         </w:tc>
         <w:tc>
@@ -15676,6 +16043,7 @@
                 <w:szCs w:val="24"/>
               </w:rPr>
             </w:pPr>
+            <w:proofErr w:type="spellStart"/>
             <w:r>
               <w:rPr>
                 <w:rFonts w:cs="Times New Roman"/>
@@ -15684,6 +16052,7 @@
               </w:rPr>
               <w:t>Fev</w:t>
             </w:r>
+            <w:proofErr w:type="spellEnd"/>
           </w:p>
         </w:tc>
       </w:tr>
@@ -17439,9 +17808,11 @@
       </w:r>
     </w:p>
     <w:p>
+      <w:proofErr w:type="spellStart"/>
       <w:r>
         <w:t>Exercicios</w:t>
       </w:r>
+      <w:proofErr w:type="spellEnd"/>
     </w:p>
     <w:p>
       <w:r>
@@ -17449,9 +17820,11 @@
       </w:r>
     </w:p>
     <w:p>
+      <w:proofErr w:type="spellStart"/>
       <w:r>
         <w:t>Truma</w:t>
       </w:r>
+      <w:proofErr w:type="spellEnd"/>
     </w:p>
     <w:p>
       <w:r>
@@ -17529,7 +17902,15 @@
         <w:ind w:firstLine="432"/>
       </w:pPr>
       <w:r>
-        <w:t>Acredito que objetivos foram alcançados mas é preciso realizar experimentos futuros com professores e pedagogos para fazer uma avaliação mais precisa se os requisitos foram atendidos.</w:t>
+        <w:t xml:space="preserve">Acredito que objetivos foram </w:t>
+      </w:r>
+      <w:proofErr w:type="gramStart"/>
+      <w:r>
+        <w:t>alcançados</w:t>
+      </w:r>
+      <w:proofErr w:type="gramEnd"/>
+      <w:r>
+        <w:t xml:space="preserve"> mas é preciso realizar experimentos futuros com professores e pedagogos para fazer uma avaliação mais precisa se os requisitos foram atendidos.</w:t>
       </w:r>
     </w:p>
     <w:p>
@@ -25032,21 +25413,6 @@
 </file>
 
 <file path=customXml/item1.xml><?xml version="1.0" encoding="utf-8"?>
-<?mso-contentType ?>
-<FormTemplates xmlns="http://schemas.microsoft.com/sharepoint/v3/contenttype/forms">
-  <Display>DocumentLibraryForm</Display>
-  <Edit>DocumentLibraryForm</Edit>
-  <New>DocumentLibraryForm</New>
-</FormTemplates>
-</file>
-
-<file path=customXml/item2.xml><?xml version="1.0" encoding="utf-8"?>
-<p:properties xmlns:p="http://schemas.microsoft.com/office/2006/metadata/properties" xmlns:xsi="http://www.w3.org/2001/XMLSchema-instance" xmlns:pc="http://schemas.microsoft.com/office/infopath/2007/PartnerControls">
-  <documentManagement/>
-</p:properties>
-</file>
-
-<file path=customXml/item3.xml><?xml version="1.0" encoding="utf-8"?>
 <ct:contentTypeSchema xmlns:ct="http://schemas.microsoft.com/office/2006/metadata/contentType" xmlns:ma="http://schemas.microsoft.com/office/2006/metadata/properties/metaAttributes" ct:_="" ma:_="" ma:contentTypeName="Documento" ma:contentTypeID="0x0101008C17FAEAF4656242BD13630056EC5247" ma:contentTypeVersion="4" ma:contentTypeDescription="Crie um novo documento." ma:contentTypeScope="" ma:versionID="b39eb55568434e02426cd054b9569065">
   <xsd:schema xmlns:xsd="http://www.w3.org/2001/XMLSchema" xmlns:xs="http://www.w3.org/2001/XMLSchema" xmlns:p="http://schemas.microsoft.com/office/2006/metadata/properties" xmlns:ns2="7d5ec78f-8869-4aed-af0c-866c2d9c56b8" targetNamespace="http://schemas.microsoft.com/office/2006/metadata/properties" ma:root="true" ma:fieldsID="e5b6988ca1830fe38cc4c38434d356bb" ns2:_="">
     <xsd:import namespace="7d5ec78f-8869-4aed-af0c-866c2d9c56b8"/>
@@ -25188,6 +25554,21 @@
     <xs:element name="TermId" type="xs:string"/>
   </xs:schema>
 </ct:contentTypeSchema>
+</file>
+
+<file path=customXml/item2.xml><?xml version="1.0" encoding="utf-8"?>
+<p:properties xmlns:p="http://schemas.microsoft.com/office/2006/metadata/properties" xmlns:xsi="http://www.w3.org/2001/XMLSchema-instance" xmlns:pc="http://schemas.microsoft.com/office/infopath/2007/PartnerControls">
+  <documentManagement/>
+</p:properties>
+</file>
+
+<file path=customXml/item3.xml><?xml version="1.0" encoding="utf-8"?>
+<?mso-contentType ?>
+<FormTemplates xmlns="http://schemas.microsoft.com/sharepoint/v3/contenttype/forms">
+  <Display>DocumentLibraryForm</Display>
+  <Edit>DocumentLibraryForm</Edit>
+  <New>DocumentLibraryForm</New>
+</FormTemplates>
 </file>
 
 <file path=customXml/item4.xml><?xml version="1.0" encoding="utf-8"?>
@@ -25433,23 +25814,6 @@
 </file>
 
 <file path=customXml/itemProps1.xml><?xml version="1.0" encoding="utf-8"?>
-<ds:datastoreItem xmlns:ds="http://schemas.openxmlformats.org/officeDocument/2006/customXml" ds:itemID="{7EDEFC0D-24EF-4706-AE9E-8BE3E64CB279}">
-  <ds:schemaRefs>
-    <ds:schemaRef ds:uri="http://schemas.microsoft.com/sharepoint/v3/contenttype/forms"/>
-  </ds:schemaRefs>
-</ds:datastoreItem>
-</file>
-
-<file path=customXml/itemProps2.xml><?xml version="1.0" encoding="utf-8"?>
-<ds:datastoreItem xmlns:ds="http://schemas.openxmlformats.org/officeDocument/2006/customXml" ds:itemID="{0B589911-BE48-4E4C-A482-0CFB51BF584C}">
-  <ds:schemaRefs>
-    <ds:schemaRef ds:uri="http://schemas.microsoft.com/office/2006/metadata/properties"/>
-    <ds:schemaRef ds:uri="http://schemas.microsoft.com/office/infopath/2007/PartnerControls"/>
-  </ds:schemaRefs>
-</ds:datastoreItem>
-</file>
-
-<file path=customXml/itemProps3.xml><?xml version="1.0" encoding="utf-8"?>
 <ds:datastoreItem xmlns:ds="http://schemas.openxmlformats.org/officeDocument/2006/customXml" ds:itemID="{82D037F4-519E-4430-8FD9-37A2F33BF702}">
   <ds:schemaRefs>
     <ds:schemaRef ds:uri="http://schemas.microsoft.com/office/2006/metadata/contentType"/>
@@ -25467,6 +25831,23 @@
 </ds:datastoreItem>
 </file>
 
+<file path=customXml/itemProps2.xml><?xml version="1.0" encoding="utf-8"?>
+<ds:datastoreItem xmlns:ds="http://schemas.openxmlformats.org/officeDocument/2006/customXml" ds:itemID="{0B589911-BE48-4E4C-A482-0CFB51BF584C}">
+  <ds:schemaRefs>
+    <ds:schemaRef ds:uri="http://schemas.microsoft.com/office/2006/metadata/properties"/>
+    <ds:schemaRef ds:uri="http://schemas.microsoft.com/office/infopath/2007/PartnerControls"/>
+  </ds:schemaRefs>
+</ds:datastoreItem>
+</file>
+
+<file path=customXml/itemProps3.xml><?xml version="1.0" encoding="utf-8"?>
+<ds:datastoreItem xmlns:ds="http://schemas.openxmlformats.org/officeDocument/2006/customXml" ds:itemID="{7EDEFC0D-24EF-4706-AE9E-8BE3E64CB279}">
+  <ds:schemaRefs>
+    <ds:schemaRef ds:uri="http://schemas.microsoft.com/sharepoint/v3/contenttype/forms"/>
+  </ds:schemaRefs>
+</ds:datastoreItem>
+</file>
+
 <file path=customXml/itemProps4.xml><?xml version="1.0" encoding="utf-8"?>
 <ds:datastoreItem xmlns:ds="http://schemas.openxmlformats.org/officeDocument/2006/customXml" ds:itemID="{49C062D4-B40B-4831-8AD8-0DE385C1D4DC}">
   <ds:schemaRefs>
